--- a/Practice Assignment on Testing, Linux and Servers.docx
+++ b/Practice Assignment on Testing, Linux and Servers.docx
@@ -8,7 +8,7 @@
         <w:rPr>
           <w:rFonts w:ascii="Arial" w:hAnsi="Arial" w:cs="Arial"/>
           <w:b/>
-          <w:sz w:val="40"/>
+          <w:sz w:val="36"/>
           <w:szCs w:val="40"/>
           <w:u w:val="single"/>
         </w:rPr>
@@ -17,66 +17,25 @@
         <w:rPr>
           <w:rFonts w:ascii="Arial" w:hAnsi="Arial" w:cs="Arial"/>
           <w:b/>
-          <w:sz w:val="40"/>
+          <w:sz w:val="36"/>
           <w:szCs w:val="40"/>
           <w:u w:val="single"/>
         </w:rPr>
-        <w:t xml:space="preserve">Practice Assessment - </w:t>
-      </w:r>
-      <w:proofErr w:type="spellStart"/>
-      <w:r>
-        <w:rPr>
-          <w:rFonts w:ascii="Arial" w:hAnsi="Arial" w:cs="Arial"/>
-          <w:b/>
-          <w:sz w:val="40"/>
-          <w:szCs w:val="40"/>
-          <w:u w:val="single"/>
-        </w:rPr>
-        <w:t>Git</w:t>
-      </w:r>
-      <w:proofErr w:type="spellEnd"/>
-      <w:r>
-        <w:rPr>
-          <w:rFonts w:ascii="Arial" w:hAnsi="Arial" w:cs="Arial"/>
-          <w:b/>
-          <w:sz w:val="40"/>
-          <w:szCs w:val="40"/>
-          <w:u w:val="single"/>
-        </w:rPr>
-        <w:t xml:space="preserve"> and </w:t>
-      </w:r>
-      <w:proofErr w:type="spellStart"/>
-      <w:r>
-        <w:rPr>
-          <w:rFonts w:ascii="Arial" w:hAnsi="Arial" w:cs="Arial"/>
-          <w:b/>
-          <w:sz w:val="40"/>
-          <w:szCs w:val="40"/>
-          <w:u w:val="single"/>
-        </w:rPr>
-        <w:t>Git</w:t>
-      </w:r>
-      <w:proofErr w:type="spellEnd"/>
-      <w:r>
-        <w:rPr>
-          <w:rFonts w:ascii="Arial" w:hAnsi="Arial" w:cs="Arial"/>
-          <w:b/>
-          <w:sz w:val="40"/>
-          <w:szCs w:val="40"/>
-          <w:u w:val="single"/>
-        </w:rPr>
-        <w:t xml:space="preserve"> Hub</w:t>
-      </w:r>
-    </w:p>
-    <w:p>
-      <w:pPr>
-        <w:rPr>
-          <w:rFonts w:ascii="Arial" w:hAnsi="Arial" w:cs="Arial"/>
-          <w:b/>
-          <w:sz w:val="30"/>
-          <w:szCs w:val="30"/>
-        </w:rPr>
-      </w:pPr>
+        <w:t>Practice Assignment on Testing, Linux and Servers</w:t>
+      </w:r>
+    </w:p>
+    <w:p>
+      <w:pPr>
+        <w:jc w:val="center"/>
+        <w:rPr>
+          <w:rFonts w:ascii="Arial" w:hAnsi="Arial" w:cs="Arial"/>
+          <w:b/>
+          <w:sz w:val="28"/>
+          <w:szCs w:val="30"/>
+        </w:rPr>
+      </w:pPr>
+      <w:bookmarkStart w:id="0" w:name="_GoBack"/>
+      <w:bookmarkEnd w:id="0"/>
     </w:p>
     <w:p>
       <w:pPr>
@@ -302,8 +261,6 @@
         </w:rPr>
         <w:t xml:space="preserve"> link.</w:t>
       </w:r>
-      <w:bookmarkStart w:id="0" w:name="_GoBack"/>
-      <w:bookmarkEnd w:id="0"/>
     </w:p>
     <w:p/>
     <w:p/>
